--- a/Documentation/Enabling SA.docx
+++ b/Documentation/Enabling SA.docx
@@ -4,7 +4,7 @@
   <w:body>
     <w:p>
       <w:r>
-        <w:t>## 2. Enabling the SA Account</w:t>
+        <w:t>## Enabling the SA Account</w:t>
       </w:r>
     </w:p>
     <w:p/>
@@ -40,72 +40,33 @@
     </w:p>
     <w:p>
       <w:r>
-        <w:t>2. Connect to the SQL Server instance.</w:t>
-      </w:r>
-    </w:p>
-    <w:p>
-      <w:r>
-        <w:t>3. Expand Security.</w:t>
-      </w:r>
-    </w:p>
-    <w:p>
-      <w:r>
-        <w:t>4. Expand Logins.</w:t>
-      </w:r>
-    </w:p>
-    <w:p>
-      <w:r>
-        <w:t>5. Right-click `</w:t>
-      </w:r>
-      <w:proofErr w:type="spellStart"/>
-      <w:r>
-        <w:t>sa</w:t>
-      </w:r>
-      <w:proofErr w:type="spellEnd"/>
-      <w:r>
-        <w:t>`.</w:t>
-      </w:r>
-    </w:p>
-    <w:p>
-      <w:r>
-        <w:t>6. Select Properties.</w:t>
-      </w:r>
-    </w:p>
-    <w:p>
-      <w:r>
-        <w:t>7. Open the Status page.</w:t>
-      </w:r>
-    </w:p>
-    <w:p>
-      <w:r>
-        <w:t>8. Select Enabled.</w:t>
-      </w:r>
-    </w:p>
-    <w:p>
-      <w:r>
-        <w:t>9. Click OK.</w:t>
-      </w:r>
-    </w:p>
-    <w:p>
-      <w:r>
-        <w:t>10. Restart the SQL Server service if required.</w:t>
-      </w:r>
-    </w:p>
-    <w:p/>
-    <w:p>
-      <w:r>
-        <w:t>### Screenshot</w:t>
-      </w:r>
-    </w:p>
-    <w:p/>
-    <w:p>
-      <w:r>
-        <w:lastRenderedPageBreak/>
+        <w:t xml:space="preserve">2. Connect to the SQL Server </w:t>
+      </w:r>
+      <w:proofErr w:type="gramStart"/>
+      <w:r>
+        <w:t>instance.</w:t>
+      </w:r>
+      <w:r>
+        <w:t>(</w:t>
+      </w:r>
+      <w:proofErr w:type="gramEnd"/>
+      <w:r>
+        <w:t>Click on the highlighted button</w:t>
+      </w:r>
+      <w:r>
+        <w:t>)</w:t>
+      </w:r>
+    </w:p>
+    <w:p>
+      <w:r>
+        <w:rPr>
+          <w:noProof/>
+        </w:rPr>
         <w:drawing>
-          <wp:inline distT="0" distB="0" distL="0" distR="0" wp14:anchorId="7C0013A0" wp14:editId="56FF4BCB">
-            <wp:extent cx="5943600" cy="3157855"/>
-            <wp:effectExtent l="0" t="0" r="0" b="4445"/>
-            <wp:docPr id="712405533" name="Picture 1"/>
+          <wp:inline distT="0" distB="0" distL="0" distR="0" wp14:anchorId="75FAF120" wp14:editId="37014AAB">
+            <wp:extent cx="3208298" cy="1417443"/>
+            <wp:effectExtent l="0" t="0" r="0" b="0"/>
+            <wp:docPr id="1756841905" name="Picture 1"/>
             <wp:cNvGraphicFramePr>
               <a:graphicFrameLocks xmlns:a="http://schemas.openxmlformats.org/drawingml/2006/main" noChangeAspect="1"/>
             </wp:cNvGraphicFramePr>
@@ -113,7 +74,7 @@
               <a:graphicData uri="http://schemas.openxmlformats.org/drawingml/2006/picture">
                 <pic:pic xmlns:pic="http://schemas.openxmlformats.org/drawingml/2006/picture">
                   <pic:nvPicPr>
-                    <pic:cNvPr id="712405533" name=""/>
+                    <pic:cNvPr id="1756841905" name=""/>
                     <pic:cNvPicPr/>
                   </pic:nvPicPr>
                   <pic:blipFill>
@@ -125,7 +86,7 @@
                   <pic:spPr>
                     <a:xfrm>
                       <a:off x="0" y="0"/>
-                      <a:ext cx="5943600" cy="3157855"/>
+                      <a:ext cx="3208298" cy="1417443"/>
                     </a:xfrm>
                     <a:prstGeom prst="rect">
                       <a:avLst/>
@@ -141,12 +102,25 @@
     <w:p/>
     <w:p>
       <w:r>
-        <w:lastRenderedPageBreak/>
+        <w:t>3. Expand Security</w:t>
+      </w:r>
+      <w:r>
+        <w:t xml:space="preserve"> in the object Explorer panel</w:t>
+      </w:r>
+      <w:r>
+        <w:t xml:space="preserve"> (left side)</w:t>
+      </w:r>
+    </w:p>
+    <w:p>
+      <w:r>
+        <w:rPr>
+          <w:noProof/>
+        </w:rPr>
         <w:drawing>
-          <wp:inline distT="0" distB="0" distL="0" distR="0" wp14:anchorId="45908D4C" wp14:editId="1BE58C24">
-            <wp:extent cx="5943600" cy="5123180"/>
-            <wp:effectExtent l="0" t="0" r="0" b="1270"/>
-            <wp:docPr id="30904615" name="Picture 1"/>
+          <wp:inline distT="0" distB="0" distL="0" distR="0" wp14:anchorId="7335773D" wp14:editId="652C583E">
+            <wp:extent cx="3208298" cy="1783235"/>
+            <wp:effectExtent l="0" t="0" r="0" b="7620"/>
+            <wp:docPr id="1362424097" name="Picture 1"/>
             <wp:cNvGraphicFramePr>
               <a:graphicFrameLocks xmlns:a="http://schemas.openxmlformats.org/drawingml/2006/main" noChangeAspect="1"/>
             </wp:cNvGraphicFramePr>
@@ -154,7 +128,7 @@
               <a:graphicData uri="http://schemas.openxmlformats.org/drawingml/2006/picture">
                 <pic:pic xmlns:pic="http://schemas.openxmlformats.org/drawingml/2006/picture">
                   <pic:nvPicPr>
-                    <pic:cNvPr id="30904615" name=""/>
+                    <pic:cNvPr id="1362424097" name=""/>
                     <pic:cNvPicPr/>
                   </pic:nvPicPr>
                   <pic:blipFill>
@@ -166,7 +140,7 @@
                   <pic:spPr>
                     <a:xfrm>
                       <a:off x="0" y="0"/>
-                      <a:ext cx="5943600" cy="5123180"/>
+                      <a:ext cx="3208298" cy="1783235"/>
                     </a:xfrm>
                     <a:prstGeom prst="rect">
                       <a:avLst/>
@@ -179,14 +153,23 @@
         </w:drawing>
       </w:r>
     </w:p>
-    <w:p>
-      <w:r>
+    <w:p/>
+    <w:p>
+      <w:r>
+        <w:t>4. Expand Logins.</w:t>
+      </w:r>
+    </w:p>
+    <w:p>
+      <w:r>
+        <w:rPr>
+          <w:noProof/>
+        </w:rPr>
         <w:lastRenderedPageBreak/>
         <w:drawing>
-          <wp:inline distT="0" distB="0" distL="0" distR="0" wp14:anchorId="2CA94DC7" wp14:editId="767FB3FE">
-            <wp:extent cx="5943600" cy="5123180"/>
-            <wp:effectExtent l="0" t="0" r="0" b="1270"/>
-            <wp:docPr id="1155196794" name="Picture 1"/>
+          <wp:inline distT="0" distB="0" distL="0" distR="0" wp14:anchorId="305F5987" wp14:editId="54FA6A41">
+            <wp:extent cx="2179509" cy="1577477"/>
+            <wp:effectExtent l="0" t="0" r="0" b="3810"/>
+            <wp:docPr id="581495316" name="Picture 1"/>
             <wp:cNvGraphicFramePr>
               <a:graphicFrameLocks xmlns:a="http://schemas.openxmlformats.org/drawingml/2006/main" noChangeAspect="1"/>
             </wp:cNvGraphicFramePr>
@@ -194,7 +177,7 @@
               <a:graphicData uri="http://schemas.openxmlformats.org/drawingml/2006/picture">
                 <pic:pic xmlns:pic="http://schemas.openxmlformats.org/drawingml/2006/picture">
                   <pic:nvPicPr>
-                    <pic:cNvPr id="1155196794" name=""/>
+                    <pic:cNvPr id="581495316" name=""/>
                     <pic:cNvPicPr/>
                   </pic:nvPicPr>
                   <pic:blipFill>
@@ -206,7 +189,7 @@
                   <pic:spPr>
                     <a:xfrm>
                       <a:off x="0" y="0"/>
-                      <a:ext cx="5943600" cy="5123180"/>
+                      <a:ext cx="2179509" cy="1577477"/>
                     </a:xfrm>
                     <a:prstGeom prst="rect">
                       <a:avLst/>
@@ -219,6 +202,365 @@
         </w:drawing>
       </w:r>
     </w:p>
+    <w:p/>
+    <w:p>
+      <w:r>
+        <w:t xml:space="preserve">5. Right-click </w:t>
+      </w:r>
+      <w:r>
+        <w:t xml:space="preserve">on </w:t>
+      </w:r>
+      <w:proofErr w:type="spellStart"/>
+      <w:r>
+        <w:t>sa</w:t>
+      </w:r>
+      <w:proofErr w:type="spellEnd"/>
+      <w:r>
+        <w:t>.</w:t>
+      </w:r>
+    </w:p>
+    <w:p>
+      <w:r>
+        <w:rPr>
+          <w:noProof/>
+        </w:rPr>
+        <w:drawing>
+          <wp:inline distT="0" distB="0" distL="0" distR="0" wp14:anchorId="75CDF0C4" wp14:editId="789A8A88">
+            <wp:extent cx="2263336" cy="3261643"/>
+            <wp:effectExtent l="0" t="0" r="3810" b="0"/>
+            <wp:docPr id="279780099" name="Picture 1"/>
+            <wp:cNvGraphicFramePr>
+              <a:graphicFrameLocks xmlns:a="http://schemas.openxmlformats.org/drawingml/2006/main" noChangeAspect="1"/>
+            </wp:cNvGraphicFramePr>
+            <a:graphic xmlns:a="http://schemas.openxmlformats.org/drawingml/2006/main">
+              <a:graphicData uri="http://schemas.openxmlformats.org/drawingml/2006/picture">
+                <pic:pic xmlns:pic="http://schemas.openxmlformats.org/drawingml/2006/picture">
+                  <pic:nvPicPr>
+                    <pic:cNvPr id="279780099" name=""/>
+                    <pic:cNvPicPr/>
+                  </pic:nvPicPr>
+                  <pic:blipFill>
+                    <a:blip r:embed="rId7"/>
+                    <a:stretch>
+                      <a:fillRect/>
+                    </a:stretch>
+                  </pic:blipFill>
+                  <pic:spPr>
+                    <a:xfrm>
+                      <a:off x="0" y="0"/>
+                      <a:ext cx="2263336" cy="3261643"/>
+                    </a:xfrm>
+                    <a:prstGeom prst="rect">
+                      <a:avLst/>
+                    </a:prstGeom>
+                  </pic:spPr>
+                </pic:pic>
+              </a:graphicData>
+            </a:graphic>
+          </wp:inline>
+        </w:drawing>
+      </w:r>
+    </w:p>
+    <w:p/>
+    <w:p>
+      <w:r>
+        <w:t xml:space="preserve">6. Select </w:t>
+      </w:r>
+      <w:r>
+        <w:t>Properties. (from the drop-down menu)</w:t>
+      </w:r>
+    </w:p>
+    <w:p>
+      <w:r>
+        <w:rPr>
+          <w:noProof/>
+        </w:rPr>
+        <w:lastRenderedPageBreak/>
+        <w:drawing>
+          <wp:inline distT="0" distB="0" distL="0" distR="0" wp14:anchorId="5D8B4FA4" wp14:editId="447B2C55">
+            <wp:extent cx="1417443" cy="2095682"/>
+            <wp:effectExtent l="0" t="0" r="0" b="0"/>
+            <wp:docPr id="1535628621" name="Picture 1"/>
+            <wp:cNvGraphicFramePr>
+              <a:graphicFrameLocks xmlns:a="http://schemas.openxmlformats.org/drawingml/2006/main" noChangeAspect="1"/>
+            </wp:cNvGraphicFramePr>
+            <a:graphic xmlns:a="http://schemas.openxmlformats.org/drawingml/2006/main">
+              <a:graphicData uri="http://schemas.openxmlformats.org/drawingml/2006/picture">
+                <pic:pic xmlns:pic="http://schemas.openxmlformats.org/drawingml/2006/picture">
+                  <pic:nvPicPr>
+                    <pic:cNvPr id="1535628621" name=""/>
+                    <pic:cNvPicPr/>
+                  </pic:nvPicPr>
+                  <pic:blipFill>
+                    <a:blip r:embed="rId8"/>
+                    <a:stretch>
+                      <a:fillRect/>
+                    </a:stretch>
+                  </pic:blipFill>
+                  <pic:spPr>
+                    <a:xfrm>
+                      <a:off x="0" y="0"/>
+                      <a:ext cx="1417443" cy="2095682"/>
+                    </a:xfrm>
+                    <a:prstGeom prst="rect">
+                      <a:avLst/>
+                    </a:prstGeom>
+                  </pic:spPr>
+                </pic:pic>
+              </a:graphicData>
+            </a:graphic>
+          </wp:inline>
+        </w:drawing>
+      </w:r>
+    </w:p>
+    <w:p/>
+    <w:p>
+      <w:r>
+        <w:t xml:space="preserve">7. Click on General and input the </w:t>
+      </w:r>
+      <w:r>
+        <w:t>password you want. (Enter a strong password)</w:t>
+      </w:r>
+    </w:p>
+    <w:p>
+      <w:r>
+        <w:rPr>
+          <w:noProof/>
+        </w:rPr>
+        <w:drawing>
+          <wp:inline distT="0" distB="0" distL="0" distR="0" wp14:anchorId="5226535D" wp14:editId="2B65E5BC">
+            <wp:extent cx="5943600" cy="4924425"/>
+            <wp:effectExtent l="0" t="0" r="0" b="9525"/>
+            <wp:docPr id="753959954" name="Picture 1"/>
+            <wp:cNvGraphicFramePr>
+              <a:graphicFrameLocks xmlns:a="http://schemas.openxmlformats.org/drawingml/2006/main" noChangeAspect="1"/>
+            </wp:cNvGraphicFramePr>
+            <a:graphic xmlns:a="http://schemas.openxmlformats.org/drawingml/2006/main">
+              <a:graphicData uri="http://schemas.openxmlformats.org/drawingml/2006/picture">
+                <pic:pic xmlns:pic="http://schemas.openxmlformats.org/drawingml/2006/picture">
+                  <pic:nvPicPr>
+                    <pic:cNvPr id="753959954" name=""/>
+                    <pic:cNvPicPr/>
+                  </pic:nvPicPr>
+                  <pic:blipFill>
+                    <a:blip r:embed="rId9"/>
+                    <a:stretch>
+                      <a:fillRect/>
+                    </a:stretch>
+                  </pic:blipFill>
+                  <pic:spPr>
+                    <a:xfrm>
+                      <a:off x="0" y="0"/>
+                      <a:ext cx="5943600" cy="4924425"/>
+                    </a:xfrm>
+                    <a:prstGeom prst="rect">
+                      <a:avLst/>
+                    </a:prstGeom>
+                  </pic:spPr>
+                </pic:pic>
+              </a:graphicData>
+            </a:graphic>
+          </wp:inline>
+        </w:drawing>
+      </w:r>
+    </w:p>
+    <w:p/>
+    <w:p>
+      <w:r>
+        <w:lastRenderedPageBreak/>
+        <w:t>7. Open the Status page.</w:t>
+      </w:r>
+    </w:p>
+    <w:p>
+      <w:r>
+        <w:t>8. Select Enabled.</w:t>
+      </w:r>
+    </w:p>
+    <w:p>
+      <w:r>
+        <w:t>9. Click OK.</w:t>
+      </w:r>
+    </w:p>
+    <w:p>
+      <w:r>
+        <w:rPr>
+          <w:noProof/>
+        </w:rPr>
+        <w:drawing>
+          <wp:inline distT="0" distB="0" distL="0" distR="0" wp14:anchorId="0120A453" wp14:editId="51D66294">
+            <wp:extent cx="5943600" cy="4944745"/>
+            <wp:effectExtent l="0" t="0" r="0" b="8255"/>
+            <wp:docPr id="2045458287" name="Picture 1"/>
+            <wp:cNvGraphicFramePr>
+              <a:graphicFrameLocks xmlns:a="http://schemas.openxmlformats.org/drawingml/2006/main" noChangeAspect="1"/>
+            </wp:cNvGraphicFramePr>
+            <a:graphic xmlns:a="http://schemas.openxmlformats.org/drawingml/2006/main">
+              <a:graphicData uri="http://schemas.openxmlformats.org/drawingml/2006/picture">
+                <pic:pic xmlns:pic="http://schemas.openxmlformats.org/drawingml/2006/picture">
+                  <pic:nvPicPr>
+                    <pic:cNvPr id="2045458287" name=""/>
+                    <pic:cNvPicPr/>
+                  </pic:nvPicPr>
+                  <pic:blipFill>
+                    <a:blip r:embed="rId10"/>
+                    <a:stretch>
+                      <a:fillRect/>
+                    </a:stretch>
+                  </pic:blipFill>
+                  <pic:spPr>
+                    <a:xfrm>
+                      <a:off x="0" y="0"/>
+                      <a:ext cx="5943600" cy="4944745"/>
+                    </a:xfrm>
+                    <a:prstGeom prst="rect">
+                      <a:avLst/>
+                    </a:prstGeom>
+                  </pic:spPr>
+                </pic:pic>
+              </a:graphicData>
+            </a:graphic>
+          </wp:inline>
+        </w:drawing>
+      </w:r>
+    </w:p>
+    <w:p/>
+    <w:p>
+      <w:r>
+        <w:t xml:space="preserve">10. </w:t>
+      </w:r>
+      <w:r>
+        <w:t>Go back to the object explorer, right-clic</w:t>
+      </w:r>
+      <w:r>
+        <w:t>k your top-level server instance name, select Restart.</w:t>
+      </w:r>
+    </w:p>
+    <w:p>
+      <w:r>
+        <w:t>11. click yes</w:t>
+      </w:r>
+    </w:p>
+    <w:p>
+      <w:r>
+        <w:t xml:space="preserve">12. </w:t>
+      </w:r>
+      <w:r>
+        <w:t xml:space="preserve">click connect and change the authentication </w:t>
+      </w:r>
+      <w:r>
+        <w:t>dropdown to SQL server authentication.</w:t>
+      </w:r>
+    </w:p>
+    <w:p>
+      <w:r>
+        <w:rPr>
+          <w:noProof/>
+        </w:rPr>
+        <w:lastRenderedPageBreak/>
+        <w:drawing>
+          <wp:inline distT="0" distB="0" distL="0" distR="0" wp14:anchorId="158EE6BC" wp14:editId="26367B30">
+            <wp:extent cx="4633362" cy="5654530"/>
+            <wp:effectExtent l="0" t="0" r="0" b="3810"/>
+            <wp:docPr id="1159200367" name="Picture 1"/>
+            <wp:cNvGraphicFramePr>
+              <a:graphicFrameLocks xmlns:a="http://schemas.openxmlformats.org/drawingml/2006/main" noChangeAspect="1"/>
+            </wp:cNvGraphicFramePr>
+            <a:graphic xmlns:a="http://schemas.openxmlformats.org/drawingml/2006/main">
+              <a:graphicData uri="http://schemas.openxmlformats.org/drawingml/2006/picture">
+                <pic:pic xmlns:pic="http://schemas.openxmlformats.org/drawingml/2006/picture">
+                  <pic:nvPicPr>
+                    <pic:cNvPr id="1159200367" name=""/>
+                    <pic:cNvPicPr/>
+                  </pic:nvPicPr>
+                  <pic:blipFill>
+                    <a:blip r:embed="rId11"/>
+                    <a:stretch>
+                      <a:fillRect/>
+                    </a:stretch>
+                  </pic:blipFill>
+                  <pic:spPr>
+                    <a:xfrm>
+                      <a:off x="0" y="0"/>
+                      <a:ext cx="4633362" cy="5654530"/>
+                    </a:xfrm>
+                    <a:prstGeom prst="rect">
+                      <a:avLst/>
+                    </a:prstGeom>
+                  </pic:spPr>
+                </pic:pic>
+              </a:graphicData>
+            </a:graphic>
+          </wp:inline>
+        </w:drawing>
+      </w:r>
+    </w:p>
+    <w:p/>
+    <w:p>
+      <w:r>
+        <w:t xml:space="preserve">13. Type in </w:t>
+      </w:r>
+      <w:proofErr w:type="spellStart"/>
+      <w:r>
+        <w:t>sa</w:t>
+      </w:r>
+      <w:proofErr w:type="spellEnd"/>
+      <w:r>
+        <w:t xml:space="preserve"> where it says username and input your password</w:t>
+      </w:r>
+    </w:p>
+    <w:p>
+      <w:r>
+        <w:rPr>
+          <w:noProof/>
+        </w:rPr>
+        <w:lastRenderedPageBreak/>
+        <w:drawing>
+          <wp:inline distT="0" distB="0" distL="0" distR="0" wp14:anchorId="41B7D50A" wp14:editId="4474A664">
+            <wp:extent cx="4633362" cy="5654530"/>
+            <wp:effectExtent l="0" t="0" r="0" b="3810"/>
+            <wp:docPr id="2079457613" name="Picture 1"/>
+            <wp:cNvGraphicFramePr>
+              <a:graphicFrameLocks xmlns:a="http://schemas.openxmlformats.org/drawingml/2006/main" noChangeAspect="1"/>
+            </wp:cNvGraphicFramePr>
+            <a:graphic xmlns:a="http://schemas.openxmlformats.org/drawingml/2006/main">
+              <a:graphicData uri="http://schemas.openxmlformats.org/drawingml/2006/picture">
+                <pic:pic xmlns:pic="http://schemas.openxmlformats.org/drawingml/2006/picture">
+                  <pic:nvPicPr>
+                    <pic:cNvPr id="2079457613" name=""/>
+                    <pic:cNvPicPr/>
+                  </pic:nvPicPr>
+                  <pic:blipFill>
+                    <a:blip r:embed="rId12"/>
+                    <a:stretch>
+                      <a:fillRect/>
+                    </a:stretch>
+                  </pic:blipFill>
+                  <pic:spPr>
+                    <a:xfrm>
+                      <a:off x="0" y="0"/>
+                      <a:ext cx="4633362" cy="5654530"/>
+                    </a:xfrm>
+                    <a:prstGeom prst="rect">
+                      <a:avLst/>
+                    </a:prstGeom>
+                  </pic:spPr>
+                </pic:pic>
+              </a:graphicData>
+            </a:graphic>
+          </wp:inline>
+        </w:drawing>
+      </w:r>
+    </w:p>
+    <w:p>
+      <w:r>
+        <w:t>14. Click on connect.</w:t>
+      </w:r>
+    </w:p>
+    <w:p/>
+    <w:p/>
+    <w:p/>
+    <w:p/>
+    <w:p/>
     <w:sectPr>
       <w:pgSz w:w="12240" w:h="15840"/>
       <w:pgMar w:top="1440" w:right="1440" w:bottom="1440" w:left="1440" w:header="720" w:footer="720" w:gutter="0"/>
